--- a/drafts/Fraunhofer IPT Aachen Masterarbeit Deep Learning Machine Learning Produktion/CV_Rahul_Rawat.docx
+++ b/drafts/Fraunhofer IPT Aachen Masterarbeit Deep Learning Machine Learning Produktion/CV_Rahul_Rawat.docx
@@ -489,55 +489,6 @@
     </w:p>
     <w:p>
       <w:pPr>
-        <w:spacing w:before="20" w:after="0"/>
-      </w:pPr>
-      <w:r>
-        <w:rPr>
-          <w:b/>
-          <w:color w:val="B8663F"/>
-          <w:sz w:val="19"/>
-        </w:rPr>
-        <w:t xml:space="preserve">Technologies: </w:t>
-      </w:r>
-      <w:r>
-        <w:rPr>
-          <w:i/>
-          <w:color w:val="6C7A93"/>
-          <w:sz w:val="19"/>
-        </w:rPr>
-        <w:t>Python, CatBoost, Prophet, scikit learn, MICE</w:t>
-      </w:r>
-    </w:p>
-    <w:p>
-      <w:pPr>
-        <w:keepNext/>
-        <w:spacing w:before="40" w:after="0" w:line="276" w:lineRule="auto"/>
-      </w:pPr>
-      <w:r>
-        <w:rPr>
-          <w:b/>
-          <w:color w:val="1F3A5F"/>
-          <w:sz w:val="22"/>
-        </w:rPr>
-        <w:t>SS Engineers and Contractors</w:t>
-      </w:r>
-    </w:p>
-    <w:p>
-      <w:pPr>
-        <w:keepNext/>
-        <w:spacing w:before="0" w:after="0" w:line="276" w:lineRule="auto"/>
-      </w:pPr>
-      <w:r>
-        <w:rPr>
-          <w:i/>
-          <w:color w:val="6C7A93"/>
-          <w:sz w:val="20"/>
-        </w:rPr>
-        <w:t>Junior Associate Software Developer · India · Aug 2023 bis Aug 2024</w:t>
-      </w:r>
-    </w:p>
-    <w:p>
-      <w:pPr>
         <w:spacing w:before="0" w:after="0" w:line="276" w:lineRule="auto"/>
         <w:ind w:left="283" w:hanging="170"/>
         <w:jc w:val="both"/>
@@ -556,7 +507,151 @@
           <w:color w:val="1F2937"/>
           <w:sz w:val="21"/>
         </w:rPr>
-        <w:t>Da SS Engineers and Contractors interne Data Dashboards, Analytics Plattformen und Mitarbeiter Portale betreibt, die unternehmensweit genutzt werden, mit dem Auftrag die Frontend Features zu bauen und zu pflegen, auf die die Teams im Alltag angewiesen sind, wurden React UI Komponenten in allen drei internen Produkten beigetragen, die während des gesamten Jahres in der Rolle im täglichen Einsatz der internen Teams blieben.</w:t>
+        <w:t xml:space="preserve">Die September Evaluation wurde belastbar gemacht mit einem </w:t>
+      </w:r>
+      <w:r>
+        <w:rPr>
+          <w:b/>
+          <w:color w:val="1F3A5F"/>
+          <w:sz w:val="21"/>
+        </w:rPr>
+        <w:t>3 Pass</w:t>
+      </w:r>
+      <w:r>
+        <w:rPr>
+          <w:b w:val="0"/>
+          <w:color w:val="1F2937"/>
+          <w:sz w:val="21"/>
+        </w:rPr>
+        <w:t xml:space="preserve"> Outlier System pH verengt von </w:t>
+      </w:r>
+      <w:r>
+        <w:rPr>
+          <w:b/>
+          <w:color w:val="1F3A5F"/>
+          <w:sz w:val="21"/>
+        </w:rPr>
+        <w:t>0 bis 14</w:t>
+      </w:r>
+      <w:r>
+        <w:rPr>
+          <w:b w:val="0"/>
+          <w:color w:val="1F2937"/>
+          <w:sz w:val="21"/>
+        </w:rPr>
+        <w:t xml:space="preserve"> auf </w:t>
+      </w:r>
+      <w:r>
+        <w:rPr>
+          <w:b/>
+          <w:color w:val="1F3A5F"/>
+          <w:sz w:val="21"/>
+        </w:rPr>
+        <w:t>7.0 bis 9.0</w:t>
+      </w:r>
+      <w:r>
+        <w:rPr>
+          <w:b w:val="0"/>
+          <w:color w:val="1F2937"/>
+          <w:sz w:val="21"/>
+        </w:rPr>
+        <w:t xml:space="preserve">, Oct und Nov Caps von </w:t>
+      </w:r>
+      <w:r>
+        <w:rPr>
+          <w:b/>
+          <w:color w:val="1F3A5F"/>
+          <w:sz w:val="21"/>
+        </w:rPr>
+        <w:t>15.0</w:t>
+      </w:r>
+      <w:r>
+        <w:rPr>
+          <w:b w:val="0"/>
+          <w:color w:val="1F2937"/>
+          <w:sz w:val="21"/>
+        </w:rPr>
+        <w:t xml:space="preserve"> bei Chlorophyll a und </w:t>
+      </w:r>
+      <w:r>
+        <w:rPr>
+          <w:b/>
+          <w:color w:val="1F3A5F"/>
+          <w:sz w:val="21"/>
+        </w:rPr>
+        <w:t>50.0</w:t>
+      </w:r>
+      <w:r>
+        <w:rPr>
+          <w:b w:val="0"/>
+          <w:color w:val="1F2937"/>
+          <w:sz w:val="21"/>
+        </w:rPr>
+        <w:t xml:space="preserve"> bei Trübung, ein rollender z-score bei z&gt;</w:t>
+      </w:r>
+      <w:r>
+        <w:rPr>
+          <w:b/>
+          <w:color w:val="1F3A5F"/>
+          <w:sz w:val="21"/>
+        </w:rPr>
+        <w:t>2.5</w:t>
+      </w:r>
+      <w:r>
+        <w:rPr>
+          <w:b w:val="0"/>
+          <w:color w:val="1F2937"/>
+          <w:sz w:val="21"/>
+        </w:rPr>
+        <w:t xml:space="preserve"> über </w:t>
+      </w:r>
+      <w:r>
+        <w:rPr>
+          <w:b/>
+          <w:color w:val="1F3A5F"/>
+          <w:sz w:val="21"/>
+        </w:rPr>
+        <w:t>48 Stunden</w:t>
+      </w:r>
+      <w:r>
+        <w:rPr>
+          <w:b w:val="0"/>
+          <w:color w:val="1F2937"/>
+          <w:sz w:val="21"/>
+        </w:rPr>
+        <w:t xml:space="preserve">, und 5 spärliche Sensoren plus 3 zeitgleiche Proxies phycocyanin_abs, phycocyanin_abs_comp und toc wurden ausgeschlossen, was die ehrliche R quadrat Aufteilung von </w:t>
+      </w:r>
+      <w:r>
+        <w:rPr>
+          <w:b/>
+          <w:color w:val="1F3A5F"/>
+          <w:sz w:val="21"/>
+        </w:rPr>
+        <w:t>0.86</w:t>
+      </w:r>
+      <w:r>
+        <w:rPr>
+          <w:b w:val="0"/>
+          <w:color w:val="1F2937"/>
+          <w:sz w:val="21"/>
+        </w:rPr>
+        <w:t xml:space="preserve"> bei gelöstem Sauerstoff und </w:t>
+      </w:r>
+      <w:r>
+        <w:rPr>
+          <w:b/>
+          <w:color w:val="1F3A5F"/>
+          <w:sz w:val="21"/>
+        </w:rPr>
+        <w:t>0.81</w:t>
+      </w:r>
+      <w:r>
+        <w:rPr>
+          <w:b w:val="0"/>
+          <w:color w:val="1F2937"/>
+          <w:sz w:val="21"/>
+        </w:rPr>
+        <w:t xml:space="preserve"> bei pH offenlegte.</w:t>
       </w:r>
     </w:p>
     <w:p>
@@ -577,79 +672,7 @@
           <w:color w:val="6C7A93"/>
           <w:sz w:val="19"/>
         </w:rPr>
-        <w:t>React, module federation, Playwright, AngularJS, HTML5, CSS3</w:t>
-      </w:r>
-    </w:p>
-    <w:p>
-      <w:pPr>
-        <w:keepNext/>
-        <w:spacing w:before="40" w:after="0" w:line="276" w:lineRule="auto"/>
-      </w:pPr>
-      <w:r>
-        <w:rPr>
-          <w:b/>
-          <w:color w:val="1F3A5F"/>
-          <w:sz w:val="22"/>
-        </w:rPr>
-        <w:t>SS Engineers and Contractors</w:t>
-      </w:r>
-    </w:p>
-    <w:p>
-      <w:pPr>
-        <w:keepNext/>
-        <w:spacing w:before="0" w:after="0" w:line="276" w:lineRule="auto"/>
-      </w:pPr>
-      <w:r>
-        <w:rPr>
-          <w:i/>
-          <w:color w:val="6C7A93"/>
-          <w:sz w:val="20"/>
-        </w:rPr>
-        <w:t>Front End Developer Intern · India · Feb 2023 bis Juli 2023</w:t>
-      </w:r>
-    </w:p>
-    <w:p>
-      <w:pPr>
-        <w:spacing w:before="0" w:after="0" w:line="276" w:lineRule="auto"/>
-        <w:ind w:left="283" w:hanging="170"/>
-        <w:jc w:val="both"/>
-      </w:pPr>
-      <w:r>
-        <w:rPr>
-          <w:b/>
-          <w:color w:val="B8663F"/>
-          <w:sz w:val="21"/>
-        </w:rPr>
-        <w:t xml:space="preserve">• </w:t>
-      </w:r>
-      <w:r>
-        <w:rPr>
-          <w:b w:val="0"/>
-          <w:color w:val="1F2937"/>
-          <w:sz w:val="21"/>
-        </w:rPr>
-        <w:t>Während eines sechsmonatigen Praktikums bei SS Engineers and Contractors, mit dem Auftrag die Codebasis kennenzulernen und dann unter Senior Review kleinere UI Arbeiten in den internen Data Dashboards und Mitarbeiter Portalen zu übernehmen, wurde eng mit Senior Entwicklern durch die Codebasis gegangen und anschließend wurden fokussierte UI Komponenten wie Charts, Filter und Profilseiten geliefert, jede iterativ auf Basis von Code Review Feedback verbessert bis sie freigegeben war.</w:t>
-      </w:r>
-    </w:p>
-    <w:p>
-      <w:pPr>
-        <w:spacing w:before="20" w:after="0"/>
-      </w:pPr>
-      <w:r>
-        <w:rPr>
-          <w:b/>
-          <w:color w:val="B8663F"/>
-          <w:sz w:val="19"/>
-        </w:rPr>
-        <w:t xml:space="preserve">Technologies: </w:t>
-      </w:r>
-      <w:r>
-        <w:rPr>
-          <w:i/>
-          <w:color w:val="6C7A93"/>
-          <w:sz w:val="19"/>
-        </w:rPr>
-        <w:t>React, HTML5, CSS3, Git, code review workflow</w:t>
+        <w:t>Python, CatBoost, Prophet, scikit learn, MICE</w:t>
       </w:r>
     </w:p>
     <w:p>
@@ -850,6 +873,45 @@
     </w:p>
     <w:p>
       <w:pPr>
+        <w:spacing w:before="0" w:after="0" w:line="276" w:lineRule="auto"/>
+        <w:ind w:left="283" w:hanging="170"/>
+        <w:jc w:val="both"/>
+      </w:pPr>
+      <w:r>
+        <w:rPr>
+          <w:b/>
+          <w:color w:val="B8663F"/>
+          <w:sz w:val="21"/>
+        </w:rPr>
+        <w:t xml:space="preserve">• </w:t>
+      </w:r>
+      <w:r>
+        <w:rPr>
+          <w:b w:val="0"/>
+          <w:color w:val="1F2937"/>
+          <w:sz w:val="21"/>
+        </w:rPr>
+        <w:t xml:space="preserve">Da manuelle Reruns das Echtzeit Versprechen brechen würden, mit dem Auftrag die Aktualisierung zu automatisieren, wurde das Gesamtsystem mit Apache Airflow auf GCS Speicher und Dataproc Compute so orchestriert, dass sich Batch und Echtzeit Schichten alle </w:t>
+      </w:r>
+      <w:r>
+        <w:rPr>
+          <w:b/>
+          <w:color w:val="1F3A5F"/>
+          <w:sz w:val="21"/>
+        </w:rPr>
+        <w:t>15 Minute</w:t>
+      </w:r>
+      <w:r>
+        <w:rPr>
+          <w:b w:val="0"/>
+          <w:color w:val="1F2937"/>
+          <w:sz w:val="21"/>
+        </w:rPr>
+        <w:t>n unbeaufsichtigt aktualisieren.</w:t>
+      </w:r>
+    </w:p>
+    <w:p>
+      <w:pPr>
         <w:spacing w:before="20" w:after="0"/>
       </w:pPr>
       <w:r>
@@ -994,6 +1056,68 @@
     </w:p>
     <w:p>
       <w:pPr>
+        <w:spacing w:before="0" w:after="0" w:line="276" w:lineRule="auto"/>
+        <w:ind w:left="283" w:hanging="170"/>
+        <w:jc w:val="both"/>
+      </w:pPr>
+      <w:r>
+        <w:rPr>
+          <w:b/>
+          <w:color w:val="B8663F"/>
+          <w:sz w:val="21"/>
+        </w:rPr>
+        <w:t xml:space="preserve">• </w:t>
+      </w:r>
+      <w:r>
+        <w:rPr>
+          <w:b w:val="0"/>
+          <w:color w:val="1F2937"/>
+          <w:sz w:val="21"/>
+        </w:rPr>
+        <w:t xml:space="preserve">Bei einer 65 zu </w:t>
+      </w:r>
+      <w:r>
+        <w:rPr>
+          <w:b/>
+          <w:color w:val="1F3A5F"/>
+          <w:sz w:val="21"/>
+        </w:rPr>
+        <w:t>35 Klassen</w:t>
+      </w:r>
+      <w:r>
+        <w:rPr>
+          <w:b w:val="0"/>
+          <w:color w:val="1F2937"/>
+          <w:sz w:val="21"/>
+        </w:rPr>
+        <w:t>ungleichgewicht Verteilung, die Genauigkeit zu einer trügerisch schönen Leitmetrik gemacht hätte, mit dem Auftrag eine Bewertung zu wählen, die Fehler in der Minderheitsklasse nicht verdeckt, wurde die Leitmetrik von Genauigkeit auf ROC AUC umgestellt, was die realen Fehlermuster offenlegte, die die Genauigkeitszahl maskiert hatte und der Arbeit einen ehrlichen Leistungsvergleich gab.</w:t>
+      </w:r>
+    </w:p>
+    <w:p>
+      <w:pPr>
+        <w:spacing w:before="0" w:after="0" w:line="276" w:lineRule="auto"/>
+        <w:ind w:left="283" w:hanging="170"/>
+        <w:jc w:val="both"/>
+      </w:pPr>
+      <w:r>
+        <w:rPr>
+          <w:b/>
+          <w:color w:val="B8663F"/>
+          <w:sz w:val="21"/>
+        </w:rPr>
+        <w:t xml:space="preserve">• </w:t>
+      </w:r>
+      <w:r>
+        <w:rPr>
+          <w:b w:val="0"/>
+          <w:color w:val="1F2937"/>
+          <w:sz w:val="21"/>
+        </w:rPr>
+        <w:t>Da die Ergebnisse in der Substanz veröffentlichungsreif und nicht nur abgabefähig sein sollten, mit dem Auftrag sie formal aufzuschreiben, wurde ein IEEE Paper mit einem ehrlichen Abschnitt zu Grenzen und Verbesserungsvorschlägen für eine Folgestudie verfasst, das der Betreuer als in der Substanz veröffentlichungsreif akzeptierte.</w:t>
+      </w:r>
+    </w:p>
+    <w:p>
+      <w:pPr>
         <w:spacing w:before="20" w:after="0"/>
       </w:pPr>
       <w:r>
@@ -1050,6 +1174,50 @@
           <w:sz w:val="21"/>
         </w:rPr>
         <w:t>AWS Academy Graduate: AWS Academy Cloud Foundations, ausgestellt im Juli 2025.</w:t>
+      </w:r>
+    </w:p>
+    <w:p>
+      <w:pPr>
+        <w:spacing w:before="0" w:after="0" w:line="252" w:lineRule="auto"/>
+        <w:ind w:left="170"/>
+      </w:pPr>
+      <w:r>
+        <w:rPr>
+          <w:b/>
+          <w:color w:val="B8663F"/>
+          <w:sz w:val="21"/>
+        </w:rPr>
+        <w:t xml:space="preserve">• </w:t>
+      </w:r>
+      <w:r>
+        <w:rPr>
+          <w:b w:val="0"/>
+          <w:color w:val="1F2937"/>
+          <w:sz w:val="21"/>
+        </w:rPr>
+        <w:t>SAS Certified Specialist: Visual Business Analytics Using SAS Viya, ausgestellt im Mai 2025.</w:t>
+      </w:r>
+    </w:p>
+    <w:p>
+      <w:pPr>
+        <w:spacing w:before="0" w:after="0" w:line="252" w:lineRule="auto"/>
+        <w:ind w:left="170"/>
+      </w:pPr>
+      <w:r>
+        <w:rPr>
+          <w:b/>
+          <w:color w:val="B8663F"/>
+          <w:sz w:val="21"/>
+        </w:rPr>
+        <w:t xml:space="preserve">• </w:t>
+      </w:r>
+      <w:r>
+        <w:rPr>
+          <w:b w:val="0"/>
+          <w:color w:val="1F2937"/>
+          <w:sz w:val="21"/>
+        </w:rPr>
+        <w:t>Google Data Analytics: Foundations, Data, Data, Everywhere, ausgestellt im April 2025 auf Coursera.</w:t>
       </w:r>
     </w:p>
     <w:p>
